--- a/docs/overview.docx
+++ b/docs/overview.docx
@@ -321,7 +321,7 @@
     <w:bookmarkEnd w:id="9"/>
     <w:sectPr>
       <w:pgSz w:h="15840" w:w="12240"/>
-      <w:pgMar w:bottom="720" w:footer="720" w:gutter="0" w:header="720" w:left="1152" w:right="720" w:top="720"/>
+      <w:pgMar w:bottom="1440" w:footer="720" w:gutter="0" w:header="720" w:left="1440" w:right="1440" w:top="1440"/>
       <w:cols w:space="720"/>
       <w:docGrid w:linePitch="360"/>
     </w:sectPr>
@@ -1468,7 +1468,7 @@
     <w:basedOn w:val="Normal"/>
     <w:next w:val="Normal"/>
     <w:qFormat/>
-    <w:rsid w:val="00B86ADC"/>
+    <w:rsid w:val="00BC28E9"/>
     <w:pPr>
       <w:pBdr>
         <w:top w:color="FF0000" w:space="1" w:sz="8" w:val="single"/>
@@ -1482,14 +1482,14 @@
     </w:pPr>
     <w:rPr>
       <w:rFonts w:ascii="Courier New" w:hAnsi="Courier New"/>
-      <w:sz w:val="16"/>
+      <w:sz w:val="18"/>
     </w:rPr>
   </w:style>
   <w:style w:customStyle="1" w:styleId="SourceCode" w:type="paragraph">
     <w:name w:val="Source Code"/>
     <w:basedOn w:val="Normal"/>
     <w:qFormat/>
-    <w:rsid w:val="0018210C"/>
+    <w:rsid w:val="00771E03"/>
     <w:pPr>
       <w:pBdr>
         <w:top w:color="auto" w:space="1" w:sz="8" w:val="single"/>
@@ -1497,20 +1497,20 @@
         <w:bottom w:color="auto" w:space="1" w:sz="8" w:val="single"/>
         <w:right w:color="auto" w:space="4" w:sz="8" w:val="single"/>
       </w:pBdr>
-      <w:shd w:color="auto" w:fill="auto" w:val="pct5"/>
+      <w:shd w:color="auto" w:fill="auto" w:val="pct15"/>
       <w:spacing w:after="240" w:before="240"/>
       <w:ind w:left="432" w:right="432"/>
     </w:pPr>
     <w:rPr>
       <w:rFonts w:ascii="Courier New" w:hAnsi="Courier New"/>
-      <w:sz w:val="15"/>
+      <w:sz w:val="20"/>
     </w:rPr>
   </w:style>
   <w:style w:customStyle="1" w:styleId="Verbatim" w:type="paragraph">
     <w:name w:val="Verbatim"/>
     <w:basedOn w:val="Normal"/>
     <w:qFormat/>
-    <w:rsid w:val="0018210C"/>
+    <w:rsid w:val="00771E03"/>
     <w:pPr>
       <w:shd w:color="auto" w:fill="auto" w:val="pct15"/>
       <w:spacing w:after="240" w:before="240"/>
@@ -1518,7 +1518,7 @@
     </w:pPr>
     <w:rPr>
       <w:rFonts w:ascii="Courier New" w:hAnsi="Courier New"/>
-      <w:sz w:val="16"/>
+      <w:sz w:val="18"/>
     </w:rPr>
   </w:style>
   <w:style w:customStyle="1" w:styleId="CodeBlock" w:type="paragraph">
@@ -1561,11 +1561,6 @@
     <w:pPr>
       <w:spacing w:after="100"/>
     </w:pPr>
-  </w:style>
-  <w:style w:customStyle="1" w:styleId="Graphic" w:type="paragraph">
-    <w:name w:val="Graphic"/>
-    <w:qFormat/>
-    <w:rsid w:val="00735D8A"/>
   </w:style>
   <w:style w:type="character" w:customStyle="1" w:styleId="KeywordTok">
     <w:name w:val="KeywordTok"/>

--- a/docs/overview.docx
+++ b/docs/overview.docx
@@ -550,7 +550,7 @@
   <w:docDefaults>
     <w:rPrDefault>
       <w:rPr>
-        <w:rFonts w:ascii="Arial" w:cs="Times New Roman (Body CS)" w:eastAsiaTheme="minorHAnsi" w:hAnsi="Arial"/>
+        <w:rFonts w:ascii="Calibri" w:cs="Calibri" w:eastAsia="Calibri" w:hAnsi="Calibri"/>
         <w:kern w:val="2"/>
         <w:sz w:val="24"/>
         <w:szCs w:val="24"/>
@@ -959,7 +959,7 @@
     <w:rPr>
       <w:rFonts w:asciiTheme="majorHAnsi" w:cstheme="majorBidi" w:eastAsiaTheme="majorEastAsia" w:hAnsiTheme="majorHAnsi"/>
       <w:b/>
-      <w:color w:themeColor="accent1" w:themeShade="BF" w:val="0F4761"/>
+      <w:color w:val="002147"/>
       <w:sz w:val="28"/>
       <w:szCs w:val="40"/>
     </w:rPr>
@@ -982,7 +982,7 @@
     </w:pPr>
     <w:rPr>
       <w:rFonts w:asciiTheme="majorHAnsi" w:cstheme="majorBidi" w:eastAsiaTheme="majorEastAsia" w:hAnsiTheme="majorHAnsi"/>
-      <w:color w:themeColor="accent1" w:themeShade="BF" w:val="0F4761"/>
+      <w:color w:val="002147"/>
       <w:szCs w:val="32"/>
     </w:rPr>
   </w:style>
@@ -1003,7 +1003,7 @@
     </w:pPr>
     <w:rPr>
       <w:rFonts w:asciiTheme="minorHAnsi" w:cstheme="majorBidi" w:eastAsiaTheme="majorEastAsia" w:hAnsiTheme="minorHAnsi"/>
-      <w:color w:themeColor="accent1" w:themeShade="BF" w:val="0F4761"/>
+      <w:color w:val="002147"/>
       <w:sz w:val="22"/>
       <w:szCs w:val="28"/>
     </w:rPr>
@@ -1027,7 +1027,7 @@
     <w:rPr>
       <w:rFonts w:asciiTheme="minorHAnsi" w:cstheme="majorBidi" w:eastAsiaTheme="majorEastAsia" w:hAnsiTheme="minorHAnsi"/>
       <w:iCs/>
-      <w:color w:themeColor="accent1" w:themeShade="BF" w:val="0F4761"/>
+      <w:color w:val="002147"/>
     </w:rPr>
   </w:style>
   <w:style w:styleId="Heading5" w:type="paragraph">
@@ -1048,7 +1048,7 @@
     </w:pPr>
     <w:rPr>
       <w:rFonts w:asciiTheme="minorHAnsi" w:cstheme="majorBidi" w:eastAsiaTheme="majorEastAsia" w:hAnsiTheme="minorHAnsi"/>
-      <w:color w:themeColor="accent1" w:themeShade="BF" w:val="0F4761"/>
+      <w:color w:val="002147"/>
     </w:rPr>
   </w:style>
   <w:style w:styleId="Heading6" w:type="paragraph">
@@ -1172,7 +1172,7 @@
     <w:rPr>
       <w:rFonts w:asciiTheme="majorHAnsi" w:cstheme="majorBidi" w:eastAsiaTheme="majorEastAsia" w:hAnsiTheme="majorHAnsi"/>
       <w:b/>
-      <w:color w:themeColor="accent1" w:themeShade="BF" w:val="0F4761"/>
+      <w:color w:val="002147"/>
       <w:sz w:val="28"/>
       <w:szCs w:val="40"/>
     </w:rPr>
@@ -1186,7 +1186,7 @@
     <w:rsid w:val="00846576"/>
     <w:rPr>
       <w:rFonts w:asciiTheme="majorHAnsi" w:cstheme="majorBidi" w:eastAsiaTheme="majorEastAsia" w:hAnsiTheme="majorHAnsi"/>
-      <w:color w:themeColor="accent1" w:themeShade="BF" w:val="0F4761"/>
+      <w:color w:val="002147"/>
       <w:szCs w:val="32"/>
     </w:rPr>
   </w:style>
@@ -1198,7 +1198,7 @@
     <w:rsid w:val="00846576"/>
     <w:rPr>
       <w:rFonts w:asciiTheme="minorHAnsi" w:cstheme="majorBidi" w:eastAsiaTheme="majorEastAsia" w:hAnsiTheme="minorHAnsi"/>
-      <w:color w:themeColor="accent1" w:themeShade="BF" w:val="0F4761"/>
+      <w:color w:val="002147"/>
       <w:sz w:val="22"/>
       <w:szCs w:val="28"/>
     </w:rPr>
@@ -1213,7 +1213,7 @@
     <w:rPr>
       <w:rFonts w:asciiTheme="minorHAnsi" w:cstheme="majorBidi" w:eastAsiaTheme="majorEastAsia" w:hAnsiTheme="minorHAnsi"/>
       <w:iCs/>
-      <w:color w:themeColor="accent1" w:themeShade="BF" w:val="0F4761"/>
+      <w:color w:val="002147"/>
     </w:rPr>
   </w:style>
   <w:style w:customStyle="1" w:styleId="Heading5Char" w:type="character">
@@ -1225,7 +1225,7 @@
     <w:rsid w:val="00AF5CF1"/>
     <w:rPr>
       <w:rFonts w:asciiTheme="minorHAnsi" w:cstheme="majorBidi" w:eastAsiaTheme="majorEastAsia" w:hAnsiTheme="minorHAnsi"/>
-      <w:color w:themeColor="accent1" w:themeShade="BF" w:val="0F4761"/>
+      <w:color w:val="002147"/>
     </w:rPr>
   </w:style>
   <w:style w:customStyle="1" w:styleId="Heading6Char" w:type="character">
@@ -1399,7 +1399,7 @@
     <w:rPr>
       <w:i/>
       <w:iCs/>
-      <w:color w:themeColor="accent1" w:themeShade="BF" w:val="0F4761"/>
+      <w:color w:val="002147"/>
     </w:rPr>
   </w:style>
   <w:style w:styleId="IntenseQuote" w:type="paragraph">
@@ -1412,8 +1412,8 @@
     <w:rsid w:val="00AF5CF1"/>
     <w:pPr>
       <w:pBdr>
-        <w:top w:color="0F4761" w:space="10" w:sz="4" w:themeColor="accent1" w:themeShade="BF" w:val="single"/>
-        <w:bottom w:color="0F4761" w:space="10" w:sz="4" w:themeColor="accent1" w:themeShade="BF" w:val="single"/>
+        <w:top w:color="002147" w:space="10" w:sz="4" w:val="single"/>
+        <w:bottom w:color="002147" w:space="10" w:sz="4" w:val="single"/>
       </w:pBdr>
       <w:spacing w:after="360" w:before="360"/>
       <w:ind w:left="864" w:right="864"/>
@@ -1422,7 +1422,7 @@
     <w:rPr>
       <w:i/>
       <w:iCs/>
-      <w:color w:themeColor="accent1" w:themeShade="BF" w:val="0F4761"/>
+      <w:color w:val="002147"/>
     </w:rPr>
   </w:style>
   <w:style w:customStyle="1" w:styleId="IntenseQuoteChar" w:type="character">
@@ -1434,7 +1434,7 @@
     <w:rPr>
       <w:i/>
       <w:iCs/>
-      <w:color w:themeColor="accent1" w:themeShade="BF" w:val="0F4761"/>
+      <w:color w:val="002147"/>
     </w:rPr>
   </w:style>
   <w:style w:styleId="IntenseReference" w:type="character">
@@ -1447,7 +1447,7 @@
       <w:b/>
       <w:bCs/>
       <w:smallCaps/>
-      <w:color w:themeColor="accent1" w:themeShade="BF" w:val="0F4761"/>
+      <w:color w:val="002147"/>
       <w:spacing w:val="5"/>
     </w:rPr>
   </w:style>

--- a/docs/overview.docx
+++ b/docs/overview.docx
@@ -10,13 +10,13 @@
         <w:t xml:space="preserve">Overview</w:t>
       </w:r>
     </w:p>
-    <w:bookmarkStart w:id="9" w:name="biostatistics-course"/>
+    <w:bookmarkStart w:id="9" w:name="data-science-course"/>
     <w:p>
       <w:pPr>
         <w:pStyle w:val="Heading1"/>
       </w:pPr>
       <w:r>
-        <w:t xml:space="preserve">Biostatistics course</w:t>
+        <w:t xml:space="preserve">Data Science Course</w:t>
       </w:r>
     </w:p>
     <w:p>
@@ -32,7 +32,7 @@
         <w:pStyle w:val="BodyText"/>
       </w:pPr>
       <w:r>
-        <w:t xml:space="preserve">This course will serve as an introduction to reproducible data analysis using R. Specifically the goal is to introduce students to all facets of managing a research project with an emphasis on:</w:t>
+        <w:t xml:space="preserve">This course will serve as an introduction to reproducible data science and analysis using R. Specifically the goal is to introduce students to all facets of managing a research project with an emphasis on:</w:t>
       </w:r>
     </w:p>
     <w:p>
@@ -44,7 +44,7 @@
         </w:numPr>
       </w:pPr>
       <w:r>
-        <w:t xml:space="preserve">Developing questions form observations, hypotheses, and predictions for testing statistically</w:t>
+        <w:t xml:space="preserve">Developing questions fro observations, hypotheses, and predictions for testing statistically</w:t>
       </w:r>
     </w:p>
     <w:p>
@@ -104,7 +104,7 @@
         </w:numPr>
       </w:pPr>
       <w:r>
-        <w:t xml:space="preserve">Understanding how to decide on statistical tests that are appropriate - T-Tests - parametric and nonparametric</w:t>
+        <w:t xml:space="preserve">Understanding how to decide on statistical tests that are appropriate</w:t>
       </w:r>
     </w:p>
     <w:p>
@@ -115,10 +115,7 @@
         <w:rPr>
           <w:rStyle w:val="VerbatimChar"/>
         </w:rPr>
-        <w:t xml:space="preserve">-   Correlations</w:t>
-      </w:r>
-      <w:r>
-        <w:br/>
+        <w:t xml:space="preserve">-   Descriptive Statistics</w:t>
       </w:r>
       <w:r>
         <w:br/>
@@ -127,10 +124,7 @@
         <w:rPr>
           <w:rStyle w:val="VerbatimChar"/>
         </w:rPr>
-        <w:t xml:space="preserve">-   Linear models</w:t>
-      </w:r>
-      <w:r>
-        <w:br/>
+        <w:t xml:space="preserve">-   T-Tests     </w:t>
       </w:r>
       <w:r>
         <w:br/>
@@ -139,10 +133,7 @@
         <w:rPr>
           <w:rStyle w:val="VerbatimChar"/>
         </w:rPr>
-        <w:t xml:space="preserve">    -   linear regression</w:t>
-      </w:r>
-      <w:r>
-        <w:br/>
+        <w:t xml:space="preserve">-   Regressions.    </w:t>
       </w:r>
       <w:r>
         <w:br/>
@@ -151,10 +142,7 @@
         <w:rPr>
           <w:rStyle w:val="VerbatimChar"/>
         </w:rPr>
-        <w:t xml:space="preserve">    -   multiple linear regression</w:t>
-      </w:r>
-      <w:r>
-        <w:br/>
+        <w:t xml:space="preserve">-   Analysis of Variance.  </w:t>
       </w:r>
       <w:r>
         <w:br/>
@@ -163,91 +151,7 @@
         <w:rPr>
           <w:rStyle w:val="VerbatimChar"/>
         </w:rPr>
-        <w:t xml:space="preserve">    -   ANOVA</w:t>
-      </w:r>
-      <w:r>
-        <w:br/>
-      </w:r>
-      <w:r>
-        <w:br/>
-      </w:r>
-      <w:r>
-        <w:rPr>
-          <w:rStyle w:val="VerbatimChar"/>
-        </w:rPr>
-        <w:t xml:space="preserve">    -   ANCOVA</w:t>
-      </w:r>
-      <w:r>
-        <w:br/>
-      </w:r>
-      <w:r>
-        <w:br/>
-      </w:r>
-      <w:r>
-        <w:rPr>
-          <w:rStyle w:val="VerbatimChar"/>
-        </w:rPr>
-        <w:t xml:space="preserve">    -   GLM and logistic regression</w:t>
-      </w:r>
-      <w:r>
-        <w:br/>
-      </w:r>
-      <w:r>
-        <w:br/>
-      </w:r>
-      <w:r>
-        <w:rPr>
-          <w:rStyle w:val="VerbatimChar"/>
-        </w:rPr>
-        <w:t xml:space="preserve">-   Analyzing Frequencies</w:t>
-      </w:r>
-      <w:r>
-        <w:br/>
-      </w:r>
-      <w:r>
-        <w:br/>
-      </w:r>
-      <w:r>
-        <w:rPr>
-          <w:rStyle w:val="VerbatimChar"/>
-        </w:rPr>
-        <w:t xml:space="preserve">-   Multivariate Statistics</w:t>
-      </w:r>
-      <w:r>
-        <w:br/>
-      </w:r>
-      <w:r>
-        <w:br/>
-      </w:r>
-      <w:r>
-        <w:rPr>
-          <w:rStyle w:val="VerbatimChar"/>
-        </w:rPr>
-        <w:t xml:space="preserve">    -   Principal component analysis</w:t>
-      </w:r>
-      <w:r>
-        <w:br/>
-      </w:r>
-      <w:r>
-        <w:br/>
-      </w:r>
-      <w:r>
-        <w:rPr>
-          <w:rStyle w:val="VerbatimChar"/>
-        </w:rPr>
-        <w:t xml:space="preserve">    -   NMDS</w:t>
-      </w:r>
-      <w:r>
-        <w:br/>
-      </w:r>
-      <w:r>
-        <w:br/>
-      </w:r>
-      <w:r>
-        <w:rPr>
-          <w:rStyle w:val="VerbatimChar"/>
-        </w:rPr>
-        <w:t xml:space="preserve">    -   Cluster analysis</w:t>
+        <w:t xml:space="preserve">-   Analyzing Frequencies.   </w:t>
       </w:r>
     </w:p>
     <w:p>
@@ -304,18 +208,6 @@
       </w:pPr>
       <w:r>
         <w:t xml:space="preserve">weekly homework to do the in class activities on your own using different data</w:t>
-      </w:r>
-    </w:p>
-    <w:p>
-      <w:pPr>
-        <w:pStyle w:val="Compact"/>
-        <w:numPr>
-          <w:ilvl w:val="0"/>
-          <w:numId w:val="1002"/>
-        </w:numPr>
-      </w:pPr>
-      <w:r>
-        <w:t xml:space="preserve">assignments that form the crux of the grade and there 4 of them</w:t>
       </w:r>
     </w:p>
     <w:bookmarkEnd w:id="9"/>

--- a/docs/overview.docx
+++ b/docs/overview.docx
@@ -207,7 +207,23 @@
         </w:numPr>
       </w:pPr>
       <w:r>
-        <w:t xml:space="preserve">weekly homework to do the in class activities on your own using different data</w:t>
+        <w:t xml:space="preserve">an out-of-class</w:t>
+      </w:r>
+      <w:r>
+        <w:t xml:space="preserve"> </w:t>
+      </w:r>
+      <w:r>
+        <w:rPr>
+          <w:b/>
+          <w:bCs/>
+        </w:rPr>
+        <w:t xml:space="preserve">Extension</w:t>
+      </w:r>
+      <w:r>
+        <w:t xml:space="preserve"> </w:t>
+      </w:r>
+      <w:r>
+        <w:t xml:space="preserve">at the end of each activity — ~30–40 min that pushes one step past class, with a short handwritten predict-and-explain</w:t>
       </w:r>
     </w:p>
     <w:bookmarkEnd w:id="9"/>

--- a/docs/overview.docx
+++ b/docs/overview.docx
@@ -1203,8 +1203,8 @@
       <w:rFonts w:asciiTheme="majorHAnsi" w:cstheme="majorBidi" w:eastAsiaTheme="majorEastAsia" w:hAnsiTheme="majorHAnsi"/>
       <w:spacing w:val="-10"/>
       <w:kern w:val="28"/>
-      <w:sz w:val="56"/>
-      <w:szCs w:val="56"/>
+      <w:sz w:val="40"/>
+      <w:szCs w:val="40"/>
     </w:rPr>
   </w:style>
   <w:style w:customStyle="1" w:styleId="TitleChar" w:type="character">
@@ -1217,8 +1217,8 @@
       <w:rFonts w:asciiTheme="majorHAnsi" w:cstheme="majorBidi" w:eastAsiaTheme="majorEastAsia" w:hAnsiTheme="majorHAnsi"/>
       <w:spacing w:val="-10"/>
       <w:kern w:val="28"/>
-      <w:sz w:val="56"/>
-      <w:szCs w:val="56"/>
+      <w:sz w:val="40"/>
+      <w:szCs w:val="40"/>
     </w:rPr>
   </w:style>
   <w:style w:styleId="Subtitle" w:type="paragraph">
